--- a/docassemble/CivilDocketingStatement/data/templates/civil_docketing_statement.docx
+++ b/docassemble/CivilDocketingStatement/data/templates/civil_docketing_statement.docx
@@ -846,8 +846,58 @@
                       <wps:txbx>
                         <w:txbxContent>
                           <w:p>
+                            <w:proofErr w:type="gramStart"/>
                             <w:r>
-                              <w:t>{{ client.name.full() if filer_role == "attorney" else users[0].name.full() }}</w:t>
+                              <w:t xml:space="preserve">{{ </w:t>
+                            </w:r>
+                            <w:proofErr w:type="spellStart"/>
+                            <w:r>
+                              <w:t>client.name</w:t>
+                            </w:r>
+                            <w:proofErr w:type="gramEnd"/>
+                            <w:r>
+                              <w:t>.</w:t>
+                            </w:r>
+                            <w:proofErr w:type="gramStart"/>
+                            <w:r>
+                              <w:t>full</w:t>
+                            </w:r>
+                            <w:proofErr w:type="spellEnd"/>
+                            <w:r>
+                              <w:t>(</w:t>
+                            </w:r>
+                            <w:proofErr w:type="gramEnd"/>
+                            <w:r>
+                              <w:t xml:space="preserve">) if </w:t>
+                            </w:r>
+                            <w:proofErr w:type="spellStart"/>
+                            <w:r>
+                              <w:t>al_person_answering</w:t>
+                            </w:r>
+                            <w:proofErr w:type="spellEnd"/>
+                            <w:r>
+                              <w:t xml:space="preserve"> == “attorney”</w:t>
+                            </w:r>
+                            <w:r>
+                              <w:t xml:space="preserve"> else users[0].</w:t>
+                            </w:r>
+                            <w:proofErr w:type="spellStart"/>
+                            <w:proofErr w:type="gramStart"/>
+                            <w:r>
+                              <w:t>name.full</w:t>
+                            </w:r>
+                            <w:proofErr w:type="spellEnd"/>
+                            <w:proofErr w:type="gramEnd"/>
+                            <w:r>
+                              <w:t>(</w:t>
+                            </w:r>
+                            <w:proofErr w:type="gramStart"/>
+                            <w:r>
+                              <w:t>) }</w:t>
+                            </w:r>
+                            <w:proofErr w:type="gramEnd"/>
+                            <w:r>
+                              <w:t>}</w:t>
                             </w:r>
                           </w:p>
                           <w:p/>
@@ -874,8 +924,58 @@
                 <v:textbox>
                   <w:txbxContent>
                     <w:p>
+                      <w:proofErr w:type="gramStart"/>
                       <w:r>
-                        <w:t>{{ client.name.full() if filer_role == "attorney" else users[0].name.full() }}</w:t>
+                        <w:t xml:space="preserve">{{ </w:t>
+                      </w:r>
+                      <w:proofErr w:type="spellStart"/>
+                      <w:r>
+                        <w:t>client.name</w:t>
+                      </w:r>
+                      <w:proofErr w:type="gramEnd"/>
+                      <w:r>
+                        <w:t>.</w:t>
+                      </w:r>
+                      <w:proofErr w:type="gramStart"/>
+                      <w:r>
+                        <w:t>full</w:t>
+                      </w:r>
+                      <w:proofErr w:type="spellEnd"/>
+                      <w:r>
+                        <w:t>(</w:t>
+                      </w:r>
+                      <w:proofErr w:type="gramEnd"/>
+                      <w:r>
+                        <w:t xml:space="preserve">) if </w:t>
+                      </w:r>
+                      <w:proofErr w:type="spellStart"/>
+                      <w:r>
+                        <w:t>al_person_answering</w:t>
+                      </w:r>
+                      <w:proofErr w:type="spellEnd"/>
+                      <w:r>
+                        <w:t xml:space="preserve"> == “attorney”</w:t>
+                      </w:r>
+                      <w:r>
+                        <w:t xml:space="preserve"> else users[0].</w:t>
+                      </w:r>
+                      <w:proofErr w:type="spellStart"/>
+                      <w:proofErr w:type="gramStart"/>
+                      <w:r>
+                        <w:t>name.full</w:t>
+                      </w:r>
+                      <w:proofErr w:type="spellEnd"/>
+                      <w:proofErr w:type="gramEnd"/>
+                      <w:r>
+                        <w:t>(</w:t>
+                      </w:r>
+                      <w:proofErr w:type="gramStart"/>
+                      <w:r>
+                        <w:t>) }</w:t>
+                      </w:r>
+                      <w:proofErr w:type="gramEnd"/>
+                      <w:r>
+                        <w:t>}</w:t>
                       </w:r>
                     </w:p>
                     <w:p/>
@@ -1153,12 +1253,76 @@
                                 <w:szCs w:val="20"/>
                               </w:rPr>
                             </w:pPr>
+                            <w:proofErr w:type="gramStart"/>
                             <w:r>
                               <w:rPr>
                                 <w:sz w:val="20"/>
                                 <w:szCs w:val="20"/>
                               </w:rPr>
-                              <w:t>{{ attorney_bbo if filer_role == "attorney" else "N/A" }}</w:t>
+                              <w:t xml:space="preserve">{{ </w:t>
+                            </w:r>
+                            <w:proofErr w:type="spellStart"/>
+                            <w:r>
+                              <w:rPr>
+                                <w:sz w:val="20"/>
+                                <w:szCs w:val="20"/>
+                              </w:rPr>
+                              <w:t>attorney</w:t>
+                            </w:r>
+                            <w:proofErr w:type="gramEnd"/>
+                            <w:r>
+                              <w:rPr>
+                                <w:sz w:val="20"/>
+                                <w:szCs w:val="20"/>
+                              </w:rPr>
+                              <w:t>_bbo</w:t>
+                            </w:r>
+                            <w:proofErr w:type="spellEnd"/>
+                            <w:r>
+                              <w:rPr>
+                                <w:sz w:val="20"/>
+                                <w:szCs w:val="20"/>
+                              </w:rPr>
+                              <w:t xml:space="preserve"> if </w:t>
+                            </w:r>
+                            <w:proofErr w:type="spellStart"/>
+                            <w:r>
+                              <w:rPr>
+                                <w:sz w:val="20"/>
+                                <w:szCs w:val="20"/>
+                              </w:rPr>
+                              <w:t>al_person_answering</w:t>
+                            </w:r>
+                            <w:proofErr w:type="spellEnd"/>
+                            <w:r>
+                              <w:rPr>
+                                <w:sz w:val="20"/>
+                                <w:szCs w:val="20"/>
+                              </w:rPr>
+                              <w:t xml:space="preserve"> == “attorney”</w:t>
+                            </w:r>
+                            <w:r>
+                              <w:rPr>
+                                <w:sz w:val="20"/>
+                                <w:szCs w:val="20"/>
+                              </w:rPr>
+                              <w:t xml:space="preserve"> else "N/A</w:t>
+                            </w:r>
+                            <w:proofErr w:type="gramStart"/>
+                            <w:r>
+                              <w:rPr>
+                                <w:sz w:val="20"/>
+                                <w:szCs w:val="20"/>
+                              </w:rPr>
+                              <w:t>" }</w:t>
+                            </w:r>
+                            <w:proofErr w:type="gramEnd"/>
+                            <w:r>
+                              <w:rPr>
+                                <w:sz w:val="20"/>
+                                <w:szCs w:val="20"/>
+                              </w:rPr>
+                              <w:t>}</w:t>
                             </w:r>
                           </w:p>
                           <w:p>
@@ -1198,12 +1362,76 @@
                           <w:szCs w:val="20"/>
                         </w:rPr>
                       </w:pPr>
+                      <w:proofErr w:type="gramStart"/>
                       <w:r>
                         <w:rPr>
                           <w:sz w:val="20"/>
                           <w:szCs w:val="20"/>
                         </w:rPr>
-                        <w:t>{{ attorney_bbo if filer_role == "attorney" else "N/A" }}</w:t>
+                        <w:t xml:space="preserve">{{ </w:t>
+                      </w:r>
+                      <w:proofErr w:type="spellStart"/>
+                      <w:r>
+                        <w:rPr>
+                          <w:sz w:val="20"/>
+                          <w:szCs w:val="20"/>
+                        </w:rPr>
+                        <w:t>attorney</w:t>
+                      </w:r>
+                      <w:proofErr w:type="gramEnd"/>
+                      <w:r>
+                        <w:rPr>
+                          <w:sz w:val="20"/>
+                          <w:szCs w:val="20"/>
+                        </w:rPr>
+                        <w:t>_bbo</w:t>
+                      </w:r>
+                      <w:proofErr w:type="spellEnd"/>
+                      <w:r>
+                        <w:rPr>
+                          <w:sz w:val="20"/>
+                          <w:szCs w:val="20"/>
+                        </w:rPr>
+                        <w:t xml:space="preserve"> if </w:t>
+                      </w:r>
+                      <w:proofErr w:type="spellStart"/>
+                      <w:r>
+                        <w:rPr>
+                          <w:sz w:val="20"/>
+                          <w:szCs w:val="20"/>
+                        </w:rPr>
+                        <w:t>al_person_answering</w:t>
+                      </w:r>
+                      <w:proofErr w:type="spellEnd"/>
+                      <w:r>
+                        <w:rPr>
+                          <w:sz w:val="20"/>
+                          <w:szCs w:val="20"/>
+                        </w:rPr>
+                        <w:t xml:space="preserve"> == “attorney”</w:t>
+                      </w:r>
+                      <w:r>
+                        <w:rPr>
+                          <w:sz w:val="20"/>
+                          <w:szCs w:val="20"/>
+                        </w:rPr>
+                        <w:t xml:space="preserve"> else "N/A</w:t>
+                      </w:r>
+                      <w:proofErr w:type="gramStart"/>
+                      <w:r>
+                        <w:rPr>
+                          <w:sz w:val="20"/>
+                          <w:szCs w:val="20"/>
+                        </w:rPr>
+                        <w:t>" }</w:t>
+                      </w:r>
+                      <w:proofErr w:type="gramEnd"/>
+                      <w:r>
+                        <w:rPr>
+                          <w:sz w:val="20"/>
+                          <w:szCs w:val="20"/>
+                        </w:rPr>
+                        <w:t>}</w:t>
                       </w:r>
                     </w:p>
                     <w:p>
@@ -1271,12 +1499,78 @@
                                 <w:szCs w:val="20"/>
                               </w:rPr>
                             </w:pPr>
+                            <w:proofErr w:type="gramStart"/>
                             <w:r>
                               <w:rPr>
                                 <w:sz w:val="20"/>
                                 <w:szCs w:val="20"/>
                               </w:rPr>
-                              <w:t>{{ users[0].name.full() if filer_role == "attorney" else “N/A” }}</w:t>
+                              <w:t>{{ users</w:t>
+                            </w:r>
+                            <w:proofErr w:type="gramEnd"/>
+                            <w:r>
+                              <w:rPr>
+                                <w:sz w:val="20"/>
+                                <w:szCs w:val="20"/>
+                              </w:rPr>
+                              <w:t>[0].</w:t>
+                            </w:r>
+                            <w:proofErr w:type="spellStart"/>
+                            <w:proofErr w:type="gramStart"/>
+                            <w:r>
+                              <w:rPr>
+                                <w:sz w:val="20"/>
+                                <w:szCs w:val="20"/>
+                              </w:rPr>
+                              <w:t>name.full</w:t>
+                            </w:r>
+                            <w:proofErr w:type="spellEnd"/>
+                            <w:proofErr w:type="gramEnd"/>
+                            <w:r>
+                              <w:rPr>
+                                <w:sz w:val="20"/>
+                                <w:szCs w:val="20"/>
+                              </w:rPr>
+                              <w:t xml:space="preserve">() if </w:t>
+                            </w:r>
+                            <w:proofErr w:type="spellStart"/>
+                            <w:r>
+                              <w:rPr>
+                                <w:sz w:val="20"/>
+                                <w:szCs w:val="20"/>
+                              </w:rPr>
+                              <w:t>al_person_answering</w:t>
+                            </w:r>
+                            <w:proofErr w:type="spellEnd"/>
+                            <w:r>
+                              <w:rPr>
+                                <w:sz w:val="20"/>
+                                <w:szCs w:val="20"/>
+                              </w:rPr>
+                              <w:t xml:space="preserve"> == “attorney”</w:t>
+                            </w:r>
+                            <w:r>
+                              <w:rPr>
+                                <w:sz w:val="20"/>
+                                <w:szCs w:val="20"/>
+                              </w:rPr>
+                              <w:t xml:space="preserve"> else “N/A</w:t>
+                            </w:r>
+                            <w:proofErr w:type="gramStart"/>
+                            <w:r>
+                              <w:rPr>
+                                <w:sz w:val="20"/>
+                                <w:szCs w:val="20"/>
+                              </w:rPr>
+                              <w:t>” }</w:t>
+                            </w:r>
+                            <w:proofErr w:type="gramEnd"/>
+                            <w:r>
+                              <w:rPr>
+                                <w:sz w:val="20"/>
+                                <w:szCs w:val="20"/>
+                              </w:rPr>
+                              <w:t>}</w:t>
                             </w:r>
                           </w:p>
                         </w:txbxContent>
@@ -1308,12 +1602,78 @@
                           <w:szCs w:val="20"/>
                         </w:rPr>
                       </w:pPr>
+                      <w:proofErr w:type="gramStart"/>
                       <w:r>
                         <w:rPr>
                           <w:sz w:val="20"/>
                           <w:szCs w:val="20"/>
                         </w:rPr>
-                        <w:t>{{ users[0].name.full() if filer_role == "attorney" else “N/A” }}</w:t>
+                        <w:t>{{ users</w:t>
+                      </w:r>
+                      <w:proofErr w:type="gramEnd"/>
+                      <w:r>
+                        <w:rPr>
+                          <w:sz w:val="20"/>
+                          <w:szCs w:val="20"/>
+                        </w:rPr>
+                        <w:t>[0].</w:t>
+                      </w:r>
+                      <w:proofErr w:type="spellStart"/>
+                      <w:proofErr w:type="gramStart"/>
+                      <w:r>
+                        <w:rPr>
+                          <w:sz w:val="20"/>
+                          <w:szCs w:val="20"/>
+                        </w:rPr>
+                        <w:t>name.full</w:t>
+                      </w:r>
+                      <w:proofErr w:type="spellEnd"/>
+                      <w:proofErr w:type="gramEnd"/>
+                      <w:r>
+                        <w:rPr>
+                          <w:sz w:val="20"/>
+                          <w:szCs w:val="20"/>
+                        </w:rPr>
+                        <w:t xml:space="preserve">() if </w:t>
+                      </w:r>
+                      <w:proofErr w:type="spellStart"/>
+                      <w:r>
+                        <w:rPr>
+                          <w:sz w:val="20"/>
+                          <w:szCs w:val="20"/>
+                        </w:rPr>
+                        <w:t>al_person_answering</w:t>
+                      </w:r>
+                      <w:proofErr w:type="spellEnd"/>
+                      <w:r>
+                        <w:rPr>
+                          <w:sz w:val="20"/>
+                          <w:szCs w:val="20"/>
+                        </w:rPr>
+                        <w:t xml:space="preserve"> == “attorney”</w:t>
+                      </w:r>
+                      <w:r>
+                        <w:rPr>
+                          <w:sz w:val="20"/>
+                          <w:szCs w:val="20"/>
+                        </w:rPr>
+                        <w:t xml:space="preserve"> else “N/A</w:t>
+                      </w:r>
+                      <w:proofErr w:type="gramStart"/>
+                      <w:r>
+                        <w:rPr>
+                          <w:sz w:val="20"/>
+                          <w:szCs w:val="20"/>
+                        </w:rPr>
+                        <w:t>” }</w:t>
+                      </w:r>
+                      <w:proofErr w:type="gramEnd"/>
+                      <w:r>
+                        <w:rPr>
+                          <w:sz w:val="20"/>
+                          <w:szCs w:val="20"/>
+                        </w:rPr>
+                        <w:t>}</w:t>
                       </w:r>
                     </w:p>
                   </w:txbxContent>
@@ -1449,12 +1809,78 @@
                                 <w:szCs w:val="20"/>
                               </w:rPr>
                             </w:pPr>
+                            <w:proofErr w:type="gramStart"/>
                             <w:r>
                               <w:rPr>
                                 <w:sz w:val="20"/>
                                 <w:szCs w:val="20"/>
                               </w:rPr>
-                              <w:t>{{ users[0].name.full() if filer_role == "pro_se" else "N/A" }}</w:t>
+                              <w:t>{{ users</w:t>
+                            </w:r>
+                            <w:proofErr w:type="gramEnd"/>
+                            <w:r>
+                              <w:rPr>
+                                <w:sz w:val="20"/>
+                                <w:szCs w:val="20"/>
+                              </w:rPr>
+                              <w:t>[0].</w:t>
+                            </w:r>
+                            <w:proofErr w:type="spellStart"/>
+                            <w:proofErr w:type="gramStart"/>
+                            <w:r>
+                              <w:rPr>
+                                <w:sz w:val="20"/>
+                                <w:szCs w:val="20"/>
+                              </w:rPr>
+                              <w:t>name.full</w:t>
+                            </w:r>
+                            <w:proofErr w:type="spellEnd"/>
+                            <w:proofErr w:type="gramEnd"/>
+                            <w:r>
+                              <w:rPr>
+                                <w:sz w:val="20"/>
+                                <w:szCs w:val="20"/>
+                              </w:rPr>
+                              <w:t xml:space="preserve">() if </w:t>
+                            </w:r>
+                            <w:proofErr w:type="spellStart"/>
+                            <w:r>
+                              <w:rPr>
+                                <w:sz w:val="20"/>
+                                <w:szCs w:val="20"/>
+                              </w:rPr>
+                              <w:t>al_person_answering</w:t>
+                            </w:r>
+                            <w:proofErr w:type="spellEnd"/>
+                            <w:r>
+                              <w:rPr>
+                                <w:sz w:val="20"/>
+                                <w:szCs w:val="20"/>
+                              </w:rPr>
+                              <w:t xml:space="preserve"> == “user”</w:t>
+                            </w:r>
+                            <w:r>
+                              <w:rPr>
+                                <w:sz w:val="20"/>
+                                <w:szCs w:val="20"/>
+                              </w:rPr>
+                              <w:t xml:space="preserve"> else "N/A</w:t>
+                            </w:r>
+                            <w:proofErr w:type="gramStart"/>
+                            <w:r>
+                              <w:rPr>
+                                <w:sz w:val="20"/>
+                                <w:szCs w:val="20"/>
+                              </w:rPr>
+                              <w:t>" }</w:t>
+                            </w:r>
+                            <w:proofErr w:type="gramEnd"/>
+                            <w:r>
+                              <w:rPr>
+                                <w:sz w:val="20"/>
+                                <w:szCs w:val="20"/>
+                              </w:rPr>
+                              <w:t>}</w:t>
                             </w:r>
                           </w:p>
                           <w:p>
@@ -1494,12 +1920,78 @@
                           <w:szCs w:val="20"/>
                         </w:rPr>
                       </w:pPr>
+                      <w:proofErr w:type="gramStart"/>
                       <w:r>
                         <w:rPr>
                           <w:sz w:val="20"/>
                           <w:szCs w:val="20"/>
                         </w:rPr>
-                        <w:t>{{ users[0].name.full() if filer_role == "pro_se" else "N/A" }}</w:t>
+                        <w:t>{{ users</w:t>
+                      </w:r>
+                      <w:proofErr w:type="gramEnd"/>
+                      <w:r>
+                        <w:rPr>
+                          <w:sz w:val="20"/>
+                          <w:szCs w:val="20"/>
+                        </w:rPr>
+                        <w:t>[0].</w:t>
+                      </w:r>
+                      <w:proofErr w:type="spellStart"/>
+                      <w:proofErr w:type="gramStart"/>
+                      <w:r>
+                        <w:rPr>
+                          <w:sz w:val="20"/>
+                          <w:szCs w:val="20"/>
+                        </w:rPr>
+                        <w:t>name.full</w:t>
+                      </w:r>
+                      <w:proofErr w:type="spellEnd"/>
+                      <w:proofErr w:type="gramEnd"/>
+                      <w:r>
+                        <w:rPr>
+                          <w:sz w:val="20"/>
+                          <w:szCs w:val="20"/>
+                        </w:rPr>
+                        <w:t xml:space="preserve">() if </w:t>
+                      </w:r>
+                      <w:proofErr w:type="spellStart"/>
+                      <w:r>
+                        <w:rPr>
+                          <w:sz w:val="20"/>
+                          <w:szCs w:val="20"/>
+                        </w:rPr>
+                        <w:t>al_person_answering</w:t>
+                      </w:r>
+                      <w:proofErr w:type="spellEnd"/>
+                      <w:r>
+                        <w:rPr>
+                          <w:sz w:val="20"/>
+                          <w:szCs w:val="20"/>
+                        </w:rPr>
+                        <w:t xml:space="preserve"> == “user”</w:t>
+                      </w:r>
+                      <w:r>
+                        <w:rPr>
+                          <w:sz w:val="20"/>
+                          <w:szCs w:val="20"/>
+                        </w:rPr>
+                        <w:t xml:space="preserve"> else "N/A</w:t>
+                      </w:r>
+                      <w:proofErr w:type="gramStart"/>
+                      <w:r>
+                        <w:rPr>
+                          <w:sz w:val="20"/>
+                          <w:szCs w:val="20"/>
+                        </w:rPr>
+                        <w:t>" }</w:t>
+                      </w:r>
+                      <w:proofErr w:type="gramEnd"/>
+                      <w:r>
+                        <w:rPr>
+                          <w:sz w:val="20"/>
+                          <w:szCs w:val="20"/>
+                        </w:rPr>
+                        <w:t>}</w:t>
                       </w:r>
                     </w:p>
                     <w:p>
@@ -1542,7 +2034,27 @@
         <w:rPr>
           <w:sz w:val="20"/>
         </w:rPr>
-        <w:t>" if filer_role == "pro_se" else "</w:t>
+        <w:t xml:space="preserve">" if </w:t>
+      </w:r>
+      <w:proofErr w:type="spellStart"/>
+      <w:r>
+        <w:rPr>
+          <w:sz w:val="20"/>
+        </w:rPr>
+        <w:t>al_person_answering</w:t>
+      </w:r>
+      <w:proofErr w:type="spellEnd"/>
+      <w:r>
+        <w:rPr>
+          <w:sz w:val="20"/>
+        </w:rPr>
+        <w:t xml:space="preserve"> == “user”</w:t>
+      </w:r>
+      <w:r>
+        <w:rPr>
+          <w:sz w:val="20"/>
+        </w:rPr>
+        <w:t xml:space="preserve"> else "</w:t>
       </w:r>
       <w:r>
         <w:rPr>
@@ -9660,12 +10172,76 @@
         </w:rPr>
         <w:tab/>
       </w:r>
-      <w:r>
-        <w:rPr>
-          <w:sz w:val="20"/>
-          <w:szCs w:val="20"/>
-        </w:rPr>
-        <w:t>{{ attorney_bbo if filer_role == "attorney" else "N/A" }}</w:t>
+      <w:proofErr w:type="gramStart"/>
+      <w:r>
+        <w:rPr>
+          <w:sz w:val="20"/>
+          <w:szCs w:val="20"/>
+        </w:rPr>
+        <w:t xml:space="preserve">{{ </w:t>
+      </w:r>
+      <w:proofErr w:type="spellStart"/>
+      <w:r>
+        <w:rPr>
+          <w:sz w:val="20"/>
+          <w:szCs w:val="20"/>
+        </w:rPr>
+        <w:t>attorney</w:t>
+      </w:r>
+      <w:proofErr w:type="gramEnd"/>
+      <w:r>
+        <w:rPr>
+          <w:sz w:val="20"/>
+          <w:szCs w:val="20"/>
+        </w:rPr>
+        <w:t>_bbo</w:t>
+      </w:r>
+      <w:proofErr w:type="spellEnd"/>
+      <w:r>
+        <w:rPr>
+          <w:sz w:val="20"/>
+          <w:szCs w:val="20"/>
+        </w:rPr>
+        <w:t xml:space="preserve"> if </w:t>
+      </w:r>
+      <w:proofErr w:type="spellStart"/>
+      <w:r>
+        <w:rPr>
+          <w:sz w:val="20"/>
+          <w:szCs w:val="20"/>
+        </w:rPr>
+        <w:t>al_person_answering</w:t>
+      </w:r>
+      <w:proofErr w:type="spellEnd"/>
+      <w:r>
+        <w:rPr>
+          <w:sz w:val="20"/>
+          <w:szCs w:val="20"/>
+        </w:rPr>
+        <w:t xml:space="preserve"> == “attorney”</w:t>
+      </w:r>
+      <w:r>
+        <w:rPr>
+          <w:sz w:val="20"/>
+          <w:szCs w:val="20"/>
+        </w:rPr>
+        <w:t xml:space="preserve"> else "N/A</w:t>
+      </w:r>
+      <w:proofErr w:type="gramStart"/>
+      <w:r>
+        <w:rPr>
+          <w:sz w:val="20"/>
+          <w:szCs w:val="20"/>
+        </w:rPr>
+        <w:t>" }</w:t>
+      </w:r>
+      <w:proofErr w:type="gramEnd"/>
+      <w:r>
+        <w:rPr>
+          <w:sz w:val="20"/>
+          <w:szCs w:val="20"/>
+        </w:rPr>
+        <w:t>}</w:t>
       </w:r>
     </w:p>
     <w:p>
@@ -10022,20 +10598,111 @@
           <w:sz w:val="20"/>
         </w:rPr>
       </w:pPr>
+      <w:proofErr w:type="gramStart"/>
       <w:r>
         <w:rPr>
           <w:sz w:val="20"/>
           <w:u w:val="single"/>
         </w:rPr>
-        <w:t>{{ client.name.full() if filer_role == “attorney” else users[0].name.full() }}</w:t>
-      </w:r>
+        <w:t xml:space="preserve">{{ </w:t>
+      </w:r>
+      <w:proofErr w:type="spellStart"/>
       <w:r>
         <w:rPr>
           <w:sz w:val="20"/>
           <w:u w:val="single"/>
         </w:rPr>
+        <w:t>client.name</w:t>
+      </w:r>
+      <w:proofErr w:type="gramEnd"/>
+      <w:r>
+        <w:rPr>
+          <w:sz w:val="20"/>
+          <w:u w:val="single"/>
+        </w:rPr>
+        <w:t>.</w:t>
+      </w:r>
+      <w:proofErr w:type="gramStart"/>
+      <w:r>
+        <w:rPr>
+          <w:sz w:val="20"/>
+          <w:u w:val="single"/>
+        </w:rPr>
+        <w:t>full</w:t>
+      </w:r>
+      <w:proofErr w:type="spellEnd"/>
+      <w:r>
+        <w:rPr>
+          <w:sz w:val="20"/>
+          <w:u w:val="single"/>
+        </w:rPr>
+        <w:t>(</w:t>
+      </w:r>
+      <w:proofErr w:type="gramEnd"/>
+      <w:r>
+        <w:rPr>
+          <w:sz w:val="20"/>
+          <w:u w:val="single"/>
+        </w:rPr>
+        <w:t xml:space="preserve">) if </w:t>
+      </w:r>
+      <w:proofErr w:type="spellStart"/>
+      <w:r>
+        <w:rPr>
+          <w:sz w:val="20"/>
+          <w:u w:val="single"/>
+        </w:rPr>
+        <w:t>al_person_answering</w:t>
+      </w:r>
+      <w:proofErr w:type="spellEnd"/>
+      <w:r>
+        <w:rPr>
+          <w:sz w:val="20"/>
+          <w:u w:val="single"/>
+        </w:rPr>
+        <w:t xml:space="preserve"> == “attorney”</w:t>
+      </w:r>
+      <w:r>
+        <w:rPr>
+          <w:sz w:val="20"/>
+          <w:u w:val="single"/>
+        </w:rPr>
+        <w:t xml:space="preserve"> else users[0].</w:t>
+      </w:r>
+      <w:proofErr w:type="spellStart"/>
+      <w:proofErr w:type="gramStart"/>
+      <w:r>
+        <w:rPr>
+          <w:sz w:val="20"/>
+          <w:u w:val="single"/>
+        </w:rPr>
+        <w:t>name.full</w:t>
+      </w:r>
+      <w:proofErr w:type="spellEnd"/>
+      <w:proofErr w:type="gramEnd"/>
+      <w:r>
+        <w:rPr>
+          <w:sz w:val="20"/>
+          <w:u w:val="single"/>
+        </w:rPr>
+        <w:t>(</w:t>
+      </w:r>
+      <w:proofErr w:type="gramStart"/>
+      <w:r>
+        <w:rPr>
+          <w:sz w:val="20"/>
+          <w:u w:val="single"/>
+        </w:rPr>
+        <w:t>) }}</w:t>
+      </w:r>
+      <w:r>
+        <w:rPr>
+          <w:sz w:val="20"/>
+          <w:u w:val="single"/>
+        </w:rPr>
         <w:tab/>
       </w:r>
+      <w:proofErr w:type="gramEnd"/>
       <w:r>
         <w:rPr>
           <w:spacing w:val="58"/>
